--- a/Lab1_Var8/Лабораторная работа 1.docx
+++ b/Lab1_Var8/Лабораторная работа 1.docx
@@ -67,7 +67,7 @@
           <w:szCs w:val="28"/>
           <w:lang w:val="ru-BY"/>
         </w:rPr>
-        <w:t>Изучить принципы представления цвета в моделях RGB, XYZ и HSV, а также методы преобразования цветовых координат между данными моделями. Разработать приложение на языке C#, позволяющее интерактивно задавать цвет и автоматически отображать его параметры в нескольких цветовых моделях.</w:t>
+        <w:t>Целью работы является изучение принципов представления цвета в моделях RGB, XYZ и HSV, методов преобразования цветовых координат между данными моделями, а также разработка интерактивного приложения на языке C#, позволяющего задавать цвет и автоматически отображать его параметры в нескольких цветовых моделях.</w:t>
       </w:r>
     </w:p>
     <w:p>
@@ -141,7 +141,7 @@
           <w:szCs w:val="28"/>
           <w:lang w:val="ru-BY"/>
         </w:rPr>
-        <w:t>Обеспечить автоматический пересчёт параметров RGB, XYZ и HSV при изменении любой цветовой компоненты.</w:t>
+        <w:t>Обеспечить автоматический пересчёт значений RGB, XYZ и HSV при изменении любой цветовой компоненты.</w:t>
       </w:r>
     </w:p>
     <w:p>
@@ -166,7 +166,7 @@
           <w:szCs w:val="28"/>
           <w:lang w:val="ru-BY"/>
         </w:rPr>
-        <w:t>Реализовать выбор стандарта освещения D65, D50 или E и динамический расчёт матрицы перехода в модель XYZ.</w:t>
+        <w:t>Реализовать выбор стандартного источника освещения D65, D50 или E и автоматический расчёт матрицы преобразования в модель XYZ.</w:t>
       </w:r>
     </w:p>
     <w:p>
@@ -191,7 +191,7 @@
           <w:szCs w:val="28"/>
           <w:lang w:val="ru-BY"/>
         </w:rPr>
-        <w:t xml:space="preserve">Реализовать обработку выхода полученных значений за допустимый диапазон с использованием стратегии </w:t>
+        <w:t>Реализовать обработку выхода полученных RGB-значений за допустимый диапазон с использованием стратегии Clipping.</w:t>
       </w:r>
       <w:proofErr w:type="spellStart"/>
       <w:r>
@@ -201,7 +201,6 @@
           <w:szCs w:val="28"/>
           <w:lang w:val="ru-BY"/>
         </w:rPr>
-        <w:t>Clipping</w:t>
       </w:r>
       <w:proofErr w:type="spellEnd"/>
       <w:r>
@@ -211,16 +210,14 @@
           <w:szCs w:val="28"/>
           <w:lang w:val="ru-BY"/>
         </w:rPr>
-        <w:t xml:space="preserve"> (Обрезание)</w:t>
-      </w:r>
-      <w:r>
-        <w:rPr>
-          <w:rFonts w:ascii="Times New Roman" w:hAnsi="Times New Roman" w:cs="Times New Roman"/>
-          <w:sz w:val="28"/>
-          <w:szCs w:val="28"/>
-          <w:lang w:val="ru-BY"/>
-        </w:rPr>
-        <w:t>.</w:t>
+      </w:r>
+      <w:r>
+        <w:rPr>
+          <w:rFonts w:ascii="Times New Roman" w:hAnsi="Times New Roman" w:cs="Times New Roman"/>
+          <w:sz w:val="28"/>
+          <w:szCs w:val="28"/>
+          <w:lang w:val="ru-BY"/>
+        </w:rPr>
       </w:r>
     </w:p>
     <w:p>
@@ -245,7 +242,7 @@
           <w:szCs w:val="28"/>
           <w:lang w:val="ru-BY"/>
         </w:rPr>
-        <w:t xml:space="preserve">Создать понятный графический интерфейс и разделить программную часть на независимые слои Model, View и </w:t>
+        <w:t>Разделить программную часть на Model, View и ViewModel для отделения математических расчётов от графического интерфейса.</w:t>
       </w:r>
       <w:proofErr w:type="spellStart"/>
       <w:r>
@@ -255,7 +252,6 @@
           <w:szCs w:val="28"/>
           <w:lang w:val="ru-BY"/>
         </w:rPr>
-        <w:t>ViewModel</w:t>
       </w:r>
       <w:proofErr w:type="spellEnd"/>
       <w:r>
@@ -265,7 +261,6 @@
           <w:szCs w:val="28"/>
           <w:lang w:val="ru-BY"/>
         </w:rPr>
-        <w:t>.</w:t>
       </w:r>
     </w:p>
     <w:p>
@@ -334,7 +329,7 @@
           <w:szCs w:val="28"/>
           <w:lang w:val="ru-BY"/>
         </w:rPr>
-        <w:t>В процессе выполнения лабораторной работы использовались язык программирования C#, платформа .NET 8 и технология WPF для разработки графического интерфейса. Для создания проекта и его отладки использовалась среда разработки Microsoft Visual Studio. Математические преобразования реализованы самостоятельно без применения сторонних библиотек для конвертации цветов.</w:t>
+        <w:t>При разработке приложения использовались язык программирования C#, платформа .NET 8 и технология WPF для создания графического интерфейса. Для разработки, сборки и отладки проекта использовалась среда Microsoft Visual Studio. Математические преобразования реализованы самостоятельно без применения сторонних библиотек для конвертации цветов.</w:t>
       </w:r>
     </w:p>
     <w:p>
@@ -378,7 +373,7 @@
           <w:szCs w:val="28"/>
           <w:lang w:val="ru-BY"/>
         </w:rPr>
-        <w:t xml:space="preserve">Сначала был разработан графический интерфейс приложения. Для каждой цветовой модели предусмотрены поля для точного ввода значений и элементы </w:t>
+        <w:t>В ходе работы был разработан графический интерфейс приложения. Для моделей RGB, XYZ и HSV предусмотрены поля для точного числового ввода и элементы Slider для интерактивного изменения компонентов цвета. Также реализован выбор цвета с помощью стандартной системной палитры. При изменении любой координаты значения остальных моделей автоматически пересчитываются.</w:t>
       </w:r>
       <w:proofErr w:type="spellStart"/>
       <w:r>
@@ -388,7 +383,6 @@
           <w:szCs w:val="28"/>
           <w:lang w:val="ru-BY"/>
         </w:rPr>
-        <w:t>Slider</w:t>
       </w:r>
       <w:proofErr w:type="spellEnd"/>
       <w:r>
@@ -398,7 +392,6 @@
           <w:szCs w:val="28"/>
           <w:lang w:val="ru-BY"/>
         </w:rPr>
-        <w:t xml:space="preserve"> для их интерактивного изменения. Также реализован выбор цвета из стандартной системной палитры.</w:t>
       </w:r>
     </w:p>
     <w:p>
@@ -418,17 +411,15 @@
           <w:szCs w:val="28"/>
           <w:lang w:val="ru-BY"/>
         </w:rPr>
-        <w:t xml:space="preserve">Основная математическая часть программы была вынесена в отдельные классы. Для преобразования RGB в XYZ выполняется нормализация компонент, обратное гамма-преобразование и умножение на матрицу перехода. </w:t>
-      </w:r>
-      <w:r>
-        <w:rPr>
-          <w:rFonts w:ascii="Times New Roman" w:hAnsi="Times New Roman" w:cs="Times New Roman"/>
-          <w:sz w:val="28"/>
-          <w:szCs w:val="28"/>
-          <w:lang w:val="ru-BY"/>
-        </w:rPr>
-        <w:lastRenderedPageBreak/>
-        <w:t>В зависимости от выбранного источника освещения D65, D50 или E матрица рассчитывается автоматически. Обратное преобразование из XYZ в RGB выполняется с использованием обратной матрицы.</w:t>
+        <w:t>Основная математическая часть программы была вынесена в отдельные классы. Для преобразования RGB в XYZ выполняется нормализация компонент, обратное гамма-преобразование и умножение на матрицу преобразования. В зависимости от выбранного стандарта освещения D65, D50 или E матрица рассчитывается автоматически. Обратное преобразование из XYZ в RGB выполняется с использованием обратной матрицы.</w:t>
+      </w:r>
+      <w:r>
+        <w:rPr>
+          <w:rFonts w:ascii="Times New Roman" w:hAnsi="Times New Roman" w:cs="Times New Roman"/>
+          <w:sz w:val="28"/>
+          <w:szCs w:val="28"/>
+          <w:lang w:val="ru-BY"/>
+        </w:rPr>
       </w:r>
     </w:p>
     <w:p>
@@ -448,7 +439,7 @@
           <w:szCs w:val="28"/>
           <w:lang w:val="ru-BY"/>
         </w:rPr>
-        <w:t>Для модели HSV реализованы прямые преобразования RGB → HSV и HSV → RGB. Значения оттенка задаются в диапазоне от 0 до 360 градусов, а насыщенность и яркость — в процентах.</w:t>
+        <w:t>Для модели HSV реализованы прямые преобразования RGB → HSV и HSV → RGB. Оттенок задаётся в диапазоне от 0 до 360 градусов, а насыщенность и яркость — в процентах. При изменении значений HSV соответствующий цвет автоматически пересчитывается в RGB и XYZ.</w:t>
       </w:r>
     </w:p>
     <w:p>
@@ -468,7 +459,7 @@
           <w:szCs w:val="28"/>
           <w:lang w:val="ru-BY"/>
         </w:rPr>
-        <w:t xml:space="preserve">При получении RGB-значений, выходящих за допустимый диапазон, применяется стратегия </w:t>
+        <w:t>Для обработки некорректных RGB-значений реализована проверка выхода за допустимый диапазон 0–255. При выходе за границы применяется стратегия Clipping: значения меньше 0 заменяются на 0, а значения больше 255 — на 255. Пользователь получает предупреждение о выходе за цветовой охват.</w:t>
       </w:r>
       <w:proofErr w:type="spellStart"/>
       <w:r>
@@ -478,7 +469,6 @@
           <w:szCs w:val="28"/>
           <w:lang w:val="ru-BY"/>
         </w:rPr>
-        <w:t>Clipping</w:t>
       </w:r>
       <w:proofErr w:type="spellEnd"/>
       <w:r>
@@ -488,7 +478,6 @@
           <w:szCs w:val="28"/>
           <w:lang w:val="ru-BY"/>
         </w:rPr>
-        <w:t>: значения меньше 0 заменяются на 0, а значения больше 255 — на 255. Пользователь получает соответствующее предупреждение в интерфейсе.</w:t>
       </w:r>
     </w:p>
     <w:p>
@@ -508,7 +497,7 @@
           <w:szCs w:val="28"/>
           <w:lang w:val="ru-BY"/>
         </w:rPr>
-        <w:t xml:space="preserve">Для удобства сопровождения программа разделена на несколько частей: Model содержит математические операции, View отвечает за графический интерфейс, а </w:t>
+        <w:t>Структура приложения разделена по принципу Model–View–ViewModel. Model отвечает за хранение текущих цветовых значений и выполнение математических преобразований, View отвечает за отображение данных и элементы управления, а ViewModel связывает интерфейс с моделью. Дополнительно были созданы автоматические тесты для проверки результатов цветовых преобразований.</w:t>
       </w:r>
       <w:proofErr w:type="spellStart"/>
       <w:r>
@@ -518,7 +507,6 @@
           <w:szCs w:val="28"/>
           <w:lang w:val="ru-BY"/>
         </w:rPr>
-        <w:t>ViewModel</w:t>
       </w:r>
       <w:proofErr w:type="spellEnd"/>
       <w:r>
@@ -528,7 +516,6 @@
           <w:szCs w:val="28"/>
           <w:lang w:val="ru-BY"/>
         </w:rPr>
-        <w:t xml:space="preserve"> связывает интерфейс с вычислительной частью программы. Дополнительно были созданы автоматические тесты для проверки результатов цветовых преобразований.</w:t>
       </w:r>
     </w:p>
     <w:p>
@@ -572,7 +559,7 @@
           <w:szCs w:val="28"/>
           <w:lang w:val="ru-BY"/>
         </w:rPr>
-        <w:t xml:space="preserve">В ходе выполнения лабораторной работы было разработано приложение для работы с цветовыми моделями RGB, XYZ и HSV. Были реализованы ручной ввод и интерактивное изменение компонентов цвета, автоматический пересчёт между моделями, выбор стандартов освещения D65, D50 и E, а также обработка выхода значений за допустимый диапазон с помощью </w:t>
+        <w:t>В ходе выполнения лабораторной работы было разработано приложение для работы с цветовыми моделями RGB, XYZ и HSV. Были реализованы ручной ввод и интерактивное изменение компонентов цвета, автоматический пересчёт между моделями, выбор стандартов освещения D65, D50 и E, а также обработка выхода значений за допустимый диапазон с помощью стратегии Clipping.</w:t>
       </w:r>
       <w:proofErr w:type="spellStart"/>
       <w:r>
@@ -582,7 +569,6 @@
           <w:szCs w:val="28"/>
           <w:lang w:val="ru-BY"/>
         </w:rPr>
-        <w:t>Clipping</w:t>
       </w:r>
       <w:proofErr w:type="spellEnd"/>
       <w:r>
@@ -592,7 +578,6 @@
           <w:szCs w:val="28"/>
           <w:lang w:val="ru-BY"/>
         </w:rPr>
-        <w:t>.</w:t>
       </w:r>
     </w:p>
     <w:p>
@@ -612,7 +597,7 @@
           <w:szCs w:val="28"/>
           <w:lang w:val="ru-BY"/>
         </w:rPr>
-        <w:t xml:space="preserve">В процессе работы были закреплены знания о принципах представления цвета и матричных преобразованиях, а также получены практические навыки разработки приложений на C# и WPF. Разделение программы на Model, View и </w:t>
+        <w:t>В процессе работы были закреплены знания о принципах представления цвета, работе с матрицами и преобразовании цветовых координат. Были получены практические навыки разработки приложений на C# и WPF. Разделение программы на Model, View и ViewModel позволило отделить математические расчёты от интерфейса и упростить тестирование и дальнейшее сопровождение программы.</w:t>
       </w:r>
       <w:proofErr w:type="spellStart"/>
       <w:r>
@@ -622,7 +607,6 @@
           <w:szCs w:val="28"/>
           <w:lang w:val="ru-BY"/>
         </w:rPr>
-        <w:t>ViewModel</w:t>
       </w:r>
       <w:proofErr w:type="spellEnd"/>
       <w:r>
@@ -632,7 +616,6 @@
           <w:szCs w:val="28"/>
           <w:lang w:val="ru-BY"/>
         </w:rPr>
-        <w:t xml:space="preserve"> позволило отделить математические расчёты от интерфейса и упростить дальнейшее тестирование и изменение программы.</w:t>
       </w:r>
     </w:p>
     <w:p>
